--- a/document_templates/russian_library/Исковые_заявления/Семейные_споры/шаблон_Исковое_заявление_о_расторжении_брака_и_взыскании_алиментов.docx
+++ b/document_templates/russian_library/Исковые_заявления/Семейные_споры/шаблон_Исковое_заявление_о_расторжении_брака_и_взыскании_алиментов.docx
@@ -26,7 +26,7 @@
           <w:sz w:val="24"/>
           <w:szCs w:val="24"/>
         </w:rPr>
-        <w:t xml:space="preserve">{{ w_t_w_r_w_r_w_rsidr_00ba61e6_w_rpr_w_rfonts_w_ascii_times_new_roman_w_hansi_times_new_roman_w_cs_times_new_roman_w_sz_w_val_24_w_szcs_w_val_24_w_lang_w_val_en_us_w_rpr_w_t_court_w_t_w_r_w_r_w_rsidr_00ba61e6_w_rsidrpr_00ba61e6_w_rpr_w_rfonts_w_ascii_times_new_roman_w_hansi_times_new_roman_w_cs_times_new_roman_w_sz_w_val_24_w_szcs_w_val_24_w_rpr_w_t_w_t_w_r_w_r_w_rsidr_00ba61e6_w_rpr_w_rfonts_w_ascii_times_new_roman_w_hansi_times_new_roman_w_cs_times_new_roman_w_sz_w_val_24_w_szcs_w_val_24_w_lang_w_val_en_us_w_rpr_w_t_name_w_t_w_r_w_r_w_rsidr_00ba61e6_w_rsidrpr_00ba61e6_w_rpr_w_rfonts_w_ascii_times_new_roman_w_hansi_times_new_roman_w_cs_times_new_roman_w_sz_w_val_24_w_szcs_w_val_24_w_rpr_w_t_xml_space_preserve }}</w:t>
+        <w:t xml:space="preserve">{{ court_name }}</w:t>
       </w:r>
     </w:p>
     <w:p>
@@ -40,15 +40,14 @@
           <w:lang w:val="en-US"/>
         </w:rPr>
       </w:pPr>
-      <w:proofErr w:type="gramStart"/>
-      <w:r>
-        <w:rPr>
-          <w:rFonts w:ascii="Times New Roman" w:hAnsi="Times New Roman" w:cs="Times New Roman"/>
-          <w:sz w:val="24"/>
-          <w:szCs w:val="24"/>
-          <w:lang w:val="en-US"/>
-        </w:rPr>
-        <w:t xml:space="preserve">{{ w_t_w_r_w_prooferr_w_type_spellstart_w_r_w_rpr_w_rfonts_w_ascii_times_new_roman_w_hansi_times_new_roman_w_cs_times_new_roman_w_sz_w_val_24_w_szcs_w_val_24_w_lang_w_val_en_us_w_rpr_w_t_court_w_t_w_r_w_prooferr_w_type_gramend_w_r_w_rsidrpr_00c10959_w_rpr_w_rfonts_w_ascii_times_new_roman_w_hansi_times_new_roman_w_cs_times_new_roman_w_sz_w_val_24_w_szcs_w_val_24_w_lang_w_val_en_us_w_rpr_w_t_w_t_w_r_w_r_w_rpr_w_rfonts_w_ascii_times_new_roman_w_hansi_times_new_roman_w_cs_times_new_roman_w_sz_w_val_24_w_szcs_w_val_24_w_lang_w_val_en_us_w_rpr_w_t_address_w_t_w_r_w_prooferr_w_type_spellend_w_r_w_rsidrpr_00c10959_w_rpr_w_rfonts_w_ascii_times_new_roman_w_hansi_times_new_roman_w_cs_times_new_roman_w_sz_w_val_24_w_szcs_w_val_24_w_lang_w_val_en_us_w_rpr_w_t_xml_space_preserve }}</w:t>
+      <w:r>
+        <w:rPr>
+          <w:rFonts w:ascii="Times New Roman" w:hAnsi="Times New Roman" w:cs="Times New Roman"/>
+          <w:sz w:val="24"/>
+          <w:szCs w:val="24"/>
+          <w:lang w:val="en-US"/>
+        </w:rPr>
+        <w:t xml:space="preserve">{{ court_address }}</w:t>
       </w:r>
     </w:p>
     <w:p>
@@ -86,7 +85,7 @@
           <w:szCs w:val="24"/>
           <w:lang w:val="en-US"/>
         </w:rPr>
-        <w:t xml:space="preserve">{{ w_t_w_r_w_r_w_rsidr_00ba61e6_w_rpr_w_rfonts_w_ascii_times_new_roman_w_hansi_times_new_roman_w_cs_times_new_roman_w_sz_w_val_24_w_szcs_w_val_24_w_lang_w_val_en_us_w_rpr_w_t_plaintiff_w_t_w_r_w_r_w_rsidr_00ba61e6_w_rsidrpr_00c10959_w_rpr_w_rfonts_w_ascii_times_new_roman_w_hansi_times_new_roman_w_cs_times_new_roman_w_sz_w_val_24_w_szcs_w_val_24_w_lang_w_val_en_us_w_rpr_w_t_xml_space_preserve }}</w:t>
+        <w:t xml:space="preserve">{{ plaintiff }}</w:t>
       </w:r>
     </w:p>
     <w:p>
@@ -126,7 +125,6 @@
         </w:rPr>
         <w:t xml:space="preserve">{ </w:t>
       </w:r>
-      <w:proofErr w:type="spellStart"/>
       <w:r>
         <w:rPr>
           <w:rFonts w:ascii="Times New Roman" w:hAnsi="Times New Roman" w:cs="Times New Roman"/>
@@ -136,7 +134,6 @@
         </w:rPr>
         <w:t>plaintiff_passport</w:t>
       </w:r>
-      <w:proofErr w:type="spellEnd"/>
       <w:r>
         <w:rPr>
           <w:rFonts w:ascii="Times New Roman" w:hAnsi="Times New Roman" w:cs="Times New Roman"/>
@@ -182,7 +179,7 @@
           <w:szCs w:val="24"/>
           <w:lang w:val="en-US"/>
         </w:rPr>
-        <w:t xml:space="preserve">{{ w_t_w_r_w_r_w_rsidr_00ba61e6_w_rpr_w_rfonts_w_ascii_times_new_roman_w_hansi_times_new_roman_w_cs_times_new_roman_w_sz_w_val_24_w_szcs_w_val_24_w_lang_w_val_en_us_w_rpr_w_t_defendant_w_t_w_r_w_r_w_rsidr_00ba61e6_w_rsidrpr_00c10959_w_rpr_w_rfonts_w_ascii_times_new_roman_w_hansi_times_new_roman_w_cs_times_new_roman_w_sz_w_val_24_w_szcs_w_val_24_w_lang_w_val_en_us_w_rpr_w_t_xml_space_preserve }}</w:t>
+        <w:t xml:space="preserve">{{ defendant }}</w:t>
       </w:r>
     </w:p>
     <w:p>
@@ -237,7 +234,7 @@
           <w:szCs w:val="24"/>
           <w:lang w:val="en-US"/>
         </w:rPr>
-        <w:t xml:space="preserve">{{ w_t_w_r_w_prooferr_w_type_spellstart_w_r_w_rsidr_00ba61e6_w_rpr_w_rfonts_w_ascii_times_new_roman_w_hansi_times_new_roman_w_cs_times_new_roman_w_sz_w_val_24_w_szcs_w_val_24_w_lang_w_val_en_us_w_rpr_w_t_registration_w_t_w_r_w_r_w_rsidr_00ba61e6_w_rsidrpr_00c10959_w_rpr_w_rfonts_w_ascii_times_new_roman_w_hansi_times_new_roman_w_cs_times_new_roman_w_sz_w_val_24_w_szcs_w_val_24_w_lang_w_val_en_us_w_rpr_w_t_w_t_w_r_w_r_w_rsidr_00ba61e6_w_rpr_w_rfonts_w_ascii_times_new_roman_w_hansi_times_new_roman_w_cs_times_new_roman_w_sz_w_val_24_w_szcs_w_val_24_w_lang_w_val_en_us_w_rpr_w_t_address_w_t_w_r_w_prooferr_w_type_spellend_w_r_w_rsidr_00ba61e6_w_rsidrpr_00c10959_w_rpr_w_rfonts_w_ascii_times_new_roman_w_hansi_times_new_roman_w_cs_times_new_roman_w_sz_w_val_24_w_szcs_w_val_24_w_lang_w_val_en_us_w_rpr_w_t_xml_space_preserve }}</w:t>
+        <w:t xml:space="preserve">{{ registration_address }}</w:t>
       </w:r>
     </w:p>
     <w:p>
@@ -289,7 +286,7 @@
           <w:sz w:val="24"/>
           <w:szCs w:val="24"/>
         </w:rPr>
-        <w:t xml:space="preserve">{{ w_t_w_r_w_r_w_rsidr_00ba61e6_w_rpr_w_rfonts_w_ascii_times_new_roman_w_hansi_times_new_roman_w_cs_times_new_roman_w_sz_w_val_24_w_szcs_w_val_24_w_lang_w_val_en_us_w_rpr_w_t_married_w_t_w_r_w_r_w_rsidr_00ba61e6_w_rsidrpr_00ba61e6_w_rpr_w_rfonts_w_ascii_times_new_roman_w_hansi_times_new_roman_w_cs_times_new_roman_w_sz_w_val_24_w_szcs_w_val_24_w_rpr_w_t_w_t_w_r_w_r_w_rsidr_00ba61e6_w_rpr_w_rfonts_w_ascii_times_new_roman_w_hansi_times_new_roman_w_cs_times_new_roman_w_sz_w_val_24_w_szcs_w_val_24_w_lang_w_val_en_us_w_rpr_w_t_to_w_t_w_r_w_r_w_rsidr_00ba61e6_w_rsidrpr_00ba61e6_w_rpr_w_rfonts_w_ascii_times_new_roman_w_hansi_times_new_roman_w_cs_times_new_roman_w_sz_w_val_24_w_szcs_w_val_24_w_rpr_w_t_xml_space_preserve }}</w:t>
+        <w:t xml:space="preserve">{{ married_to }}</w:t>
       </w:r>
       <w:r>
         <w:rPr>
@@ -315,7 +312,7 @@
           <w:sz w:val="24"/>
           <w:szCs w:val="24"/>
         </w:rPr>
-        <w:t xml:space="preserve">{{ w_t_w_r_w_r_w_rpr_w_rfonts_w_ascii_times_new_roman_w_hansi_times_new_roman_w_cs_times_new_roman_w_sz_w_val_24_w_szcs_w_val_24_w_lang_w_val_en_us_w_rpr_w_t_details_w_t_w_r_w_r_w_rsidrpr_00ba61e6_w_rpr_w_rfonts_w_ascii_times_new_roman_w_hansi_times_new_roman_w_cs_times_new_roman_w_sz_w_val_24_w_szcs_w_val_24_w_rpr_w_t_xml_space_preserve }}</w:t>
+        <w:t xml:space="preserve">{{ details }}</w:t>
       </w:r>
       <w:r>
         <w:rPr>
@@ -349,7 +346,7 @@
           <w:sz w:val="24"/>
           <w:szCs w:val="24"/>
         </w:rPr>
-        <w:t xml:space="preserve">{{ w_t_w_r_w_r_w_rsidr_00ba61e6_w_rpr_w_rfonts_w_ascii_times_new_roman_w_hansi_times_new_roman_w_cs_times_new_roman_w_sz_w_val_24_w_szcs_w_val_24_w_lang_w_val_en_us_w_rpr_w_t_plaintiff_w_t_w_r_w_r_w_rsidr_00ba61e6_w_rsidrpr_00ba61e6_w_rpr_w_rfonts_w_ascii_times_new_roman_w_hansi_times_new_roman_w_cs_times_new_roman_w_sz_w_val_24_w_szcs_w_val_24_w_rpr_w_t_xml_space_preserve }}</w:t>
+        <w:t xml:space="preserve">{{ plaintiff }}</w:t>
       </w:r>
       <w:r>
         <w:rPr>
@@ -365,7 +362,7 @@
           <w:sz w:val="24"/>
           <w:szCs w:val="24"/>
         </w:rPr>
-        <w:t xml:space="preserve">{{ w_t_w_r_w_r_w_rsidr_00ba61e6_w_rpr_w_rfonts_w_ascii_times_new_roman_w_hansi_times_new_roman_w_cs_times_new_roman_w_sz_w_val_24_w_szcs_w_val_24_w_lang_w_val_en_us_w_rpr_w_t_date_w_t_w_r_w_r_w_rsidr_00ba61e6_w_rsidrpr_00ba61e6_w_rpr_w_rfonts_w_ascii_times_new_roman_w_hansi_times_new_roman_w_cs_times_new_roman_w_sz_w_val_24_w_szcs_w_val_24_w_rpr_w_t_w_t_w_r_w_r_w_rsidr_00ba61e6_w_rpr_w_rfonts_w_ascii_times_new_roman_w_hansi_times_new_roman_w_cs_times_new_roman_w_sz_w_val_24_w_szcs_w_val_24_w_lang_w_val_en_us_w_rpr_w_t_from_w_t_w_r_w_r_w_rsidr_00ba61e6_w_rsidrpr_00ba61e6_w_rpr_w_rfonts_w_ascii_times_new_roman_w_hansi_times_new_roman_w_cs_times_new_roman_w_sz_w_val_24_w_szcs_w_val_24_w_rpr_w_t_xml_space_preserve }}</w:t>
+        <w:t xml:space="preserve">{{ date_from }}</w:t>
       </w:r>
       <w:r>
         <w:rPr>
@@ -381,7 +378,7 @@
           <w:sz w:val="24"/>
           <w:szCs w:val="24"/>
         </w:rPr>
-        <w:t xml:space="preserve">{{ w_t_w_r_w_r_w_rsidr_00ba61e6_w_rpr_w_rfonts_w_ascii_times_new_roman_w_hansi_times_new_roman_w_cs_times_new_roman_w_sz_w_val_24_w_szcs_w_val_24_w_lang_w_val_en_us_w_rpr_w_t_children_w_t_w_r_w_r_w_rsidr_00ba61e6_w_rsidrpr_00ba61e6_w_rpr_w_rfonts_w_ascii_times_new_roman_w_hansi_times_new_roman_w_cs_times_new_roman_w_sz_w_val_24_w_szcs_w_val_24_w_rpr_w_t_w_t_w_r_w_r_w_rsidr_00ba61e6_w_rpr_w_rfonts_w_ascii_times_new_roman_w_hansi_times_new_roman_w_cs_times_new_roman_w_sz_w_val_24_w_szcs_w_val_24_w_lang_w_val_en_us_w_rpr_w_t_name_w_t_w_r_w_r_w_rsidr_00ba61e6_w_rsidrpr_00ba61e6_w_rpr_w_rfonts_w_ascii_times_new_roman_w_hansi_times_new_roman_w_cs_times_new_roman_w_sz_w_val_24_w_szcs_w_val_24_w_rpr_w_t_xml_space_preserve }}</w:t>
+        <w:t xml:space="preserve">{{ children_name }}</w:t>
       </w:r>
       <w:r>
         <w:rPr>
@@ -397,7 +394,7 @@
           <w:sz w:val="24"/>
           <w:szCs w:val="24"/>
         </w:rPr>
-        <w:t xml:space="preserve">{{ w_t_w_r_w_r_w_rsidr_00ba61e6_w_rpr_w_rfonts_w_ascii_times_new_roman_w_hansi_times_new_roman_w_cs_times_new_roman_w_sz_w_val_24_w_szcs_w_val_24_w_lang_w_val_en_us_w_rpr_w_t_children_w_t_w_r_w_r_w_rsidr_00ba61e6_w_rsidrpr_00ba61e6_w_rpr_w_rfonts_w_ascii_times_new_roman_w_hansi_times_new_roman_w_cs_times_new_roman_w_sz_w_val_24_w_szcs_w_val_24_w_rpr_w_t_w_t_w_r_w_r_w_rsidr_00ba61e6_w_rpr_w_rfonts_w_ascii_times_new_roman_w_hansi_times_new_roman_w_cs_times_new_roman_w_sz_w_val_24_w_szcs_w_val_24_w_lang_w_val_en_us_w_rpr_w_t_year_w_t_w_r_w_r_w_rsidr_00ba61e6_w_rsidrpr_00ba61e6_w_rpr_w_rfonts_w_ascii_times_new_roman_w_hansi_times_new_roman_w_cs_times_new_roman_w_sz_w_val_24_w_szcs_w_val_24_w_rpr_w_t_w_t_w_r_w_r_w_rsidr_00ba61e6_w_rpr_w_rfonts_w_ascii_times_new_roman_w_hansi_times_new_roman_w_cs_times_new_roman_w_sz_w_val_24_w_szcs_w_val_24_w_lang_w_val_en_us_w_rpr_w_t_of_w_t_w_r_w_r_w_rsidr_00ba61e6_w_rsidrpr_00ba61e6_w_rpr_w_rfonts_w_ascii_times_new_roman_w_hansi_times_new_roman_w_cs_times_new_roman_w_sz_w_val_24_w_szcs_w_val_24_w_rpr_w_t_w_t_w_r_w_r_w_rsidr_00ba61e6_w_rpr_w_rfonts_w_ascii_times_new_roman_w_hansi_times_new_roman_w_cs_times_new_roman_w_sz_w_val_24_w_szcs_w_val_24_w_lang_w_val_en_us_w_rpr_w_t_birth_w_t_w_r_w_r_w_rsidr_00ba61e6_w_rsidrpr_00ba61e6_w_rpr_w_rfonts_w_ascii_times_new_roman_w_hansi_times_new_roman_w_cs_times_new_roman_w_sz_w_val_24_w_szcs_w_val_24_w_rpr_w_t_xml_space_preserve }}</w:t>
+        <w:t xml:space="preserve">{{ children_year_of_birth }}</w:t>
       </w:r>
       <w:r>
         <w:rPr>
@@ -413,7 +410,7 @@
           <w:sz w:val="24"/>
           <w:szCs w:val="24"/>
         </w:rPr>
-        <w:t xml:space="preserve"> {{ w_t_w_r_w_r_w_rsidr_00ba61e6_w_rpr_w_rfonts_w_ascii_times_new_roman_w_hansi_times_new_roman_w_cs_times_new_roman_w_sz_w_val_24_w_szcs_w_val_24_w_lang_w_val_en_us_w_rpr_w_t_defendant_w_t_w_r_w_r_w_rsidr_00ba61e6_w_rsidrpr_00ba61e6_w_rpr_w_rfonts_w_ascii_times_new_roman_w_hansi_times_new_roman_w_cs_times_new_roman_w_sz_w_val_24_w_szcs_w_val_24_w_rpr_w_t_w_t_w_r_w_r_w_rsidr_00ba61e6_w_rpr_w_rfonts_w_ascii_times_new_roman_w_hansi_times_new_roman_w_cs_times_new_roman_w_sz_w_val_24_w_szcs_w_val_24_w_lang_w_val_en_us_w_rpr_w_t_rod_w_t_w_r_w_r_w_rsidr_00ba61e6_w_rsidrpr_00ba61e6_w_rpr_w_rfonts_w_ascii_times_new_roman_w_hansi_times_new_roman_w_cs_times_new_roman_w_sz_w_val_24_w_szcs_w_val_24_w_rpr_w_t_xml_space_preserve }}</w:t>
+        <w:t xml:space="preserve"> {{ defendant_rod }}</w:t>
       </w:r>
       <w:r>
         <w:rPr>
@@ -429,7 +426,7 @@
           <w:sz w:val="24"/>
           <w:szCs w:val="24"/>
         </w:rPr>
-        <w:t xml:space="preserve">{{ w_t_w_r_w_r_w_rsidr_00ba61e6_w_rpr_w_rfonts_w_ascii_times_new_roman_w_hansi_times_new_roman_w_cs_times_new_roman_w_sz_w_val_24_w_szcs_w_val_24_w_lang_w_val_en_us_w_rpr_w_t_date_w_t_w_r_w_r_w_rsidr_00ba61e6_w_rsidrpr_00ba61e6_w_rpr_w_rfonts_w_ascii_times_new_roman_w_hansi_times_new_roman_w_cs_times_new_roman_w_sz_w_val_24_w_szcs_w_val_24_w_rpr_w_t_w_t_w_r_w_r_w_rsidr_00ba61e6_w_rpr_w_rfonts_w_ascii_times_new_roman_w_hansi_times_new_roman_w_cs_times_new_roman_w_sz_w_val_24_w_szcs_w_val_24_w_lang_w_val_en_us_w_rpr_w_t_of_w_t_w_r_w_r_w_rsidr_00ba61e6_w_rsidrpr_00ba61e6_w_rpr_w_rfonts_w_ascii_times_new_roman_w_hansi_times_new_roman_w_cs_times_new_roman_w_sz_w_val_24_w_szcs_w_val_24_w_rpr_w_t_w_t_w_r_w_r_w_rsidr_00ba61e6_w_rpr_w_rfonts_w_ascii_times_new_roman_w_hansi_times_new_roman_w_cs_times_new_roman_w_sz_w_val_24_w_szcs_w_val_24_w_lang_w_val_en_us_w_rpr_w_t_leaving_w_t_w_r_w_r_w_rsidr_00ba61e6_w_rsidrpr_00ba61e6_w_rpr_w_rfonts_w_ascii_times_new_roman_w_hansi_times_new_roman_w_cs_times_new_roman_w_sz_w_val_24_w_szcs_w_val_24_w_rpr_w_t_w_t_w_r_w_r_w_rsidr_00ba61e6_w_rpr_w_rfonts_w_ascii_times_new_roman_w_hansi_times_new_roman_w_cs_times_new_roman_w_sz_w_val_24_w_szcs_w_val_24_w_lang_w_val_en_us_w_rpr_w_t_family_w_t_w_r_w_r_w_rsidr_00ba61e6_w_rsidrpr_00ba61e6_w_rpr_w_rfonts_w_ascii_times_new_roman_w_hansi_times_new_roman_w_cs_times_new_roman_w_sz_w_val_24_w_szcs_w_val_24_w_rpr_w_t_xml_space_preserve }}</w:t>
+        <w:t xml:space="preserve">{{ date_of_leaving_family }}</w:t>
       </w:r>
       <w:r>
         <w:rPr>
@@ -463,7 +460,7 @@
           <w:sz w:val="24"/>
           <w:szCs w:val="24"/>
         </w:rPr>
-        <w:t xml:space="preserve"> {{ w_t_w_r_w_r_w_rsidr_00ba61e6_w_rpr_w_rfonts_w_ascii_times_new_roman_w_hansi_times_new_roman_w_cs_times_new_roman_w_sz_w_val_24_w_szcs_w_val_24_w_lang_w_val_en_us_w_rpr_w_t_plot_w_t_w_r_w_r_w_rsidr_00ba61e6_w_rsidrpr_00ba61e6_w_rpr_w_rfonts_w_ascii_times_new_roman_w_hansi_times_new_roman_w_cs_times_new_roman_w_sz_w_val_24_w_szcs_w_val_24_w_rpr_w_t_w_t_w_r_w_r_w_rsidr_00ba61e6_w_rpr_w_rfonts_w_ascii_times_new_roman_w_hansi_times_new_roman_w_cs_times_new_roman_w_sz_w_val_24_w_szcs_w_val_24_w_lang_w_val_en_us_w_rpr_w_t_num_w_t_w_r_w_r_w_rsidr_00ba61e6_w_rsidrpr_00ba61e6_w_rpr_w_rfonts_w_ascii_times_new_roman_w_hansi_times_new_roman_w_cs_times_new_roman_w_sz_w_val_24_w_szcs_w_val_24_w_rpr_w_t_xml_space_preserve }}</w:t>
+        <w:t xml:space="preserve"> {{ plot_num }}</w:t>
       </w:r>
       <w:r>
         <w:rPr>
@@ -479,7 +476,7 @@
           <w:sz w:val="24"/>
           <w:szCs w:val="24"/>
         </w:rPr>
-        <w:t xml:space="preserve">{{ w_t_w_r_w_r_w_rsidr_00ba61e6_w_rpr_w_rfonts_w_ascii_times_new_roman_w_hansi_times_new_roman_w_cs_times_new_roman_w_sz_w_val_24_w_szcs_w_val_24_w_lang_w_val_en_us_w_rpr_w_t_plot_w_t_w_r_w_r_w_rsidr_00ba61e6_w_rsidrpr_00ba61e6_w_rpr_w_rfonts_w_ascii_times_new_roman_w_hansi_times_new_roman_w_cs_times_new_roman_w_sz_w_val_24_w_szcs_w_val_24_w_rpr_w_t_w_t_w_r_w_r_w_rsidr_00ba61e6_w_rpr_w_rfonts_w_ascii_times_new_roman_w_hansi_times_new_roman_w_cs_times_new_roman_w_sz_w_val_24_w_szcs_w_val_24_w_lang_w_val_en_us_w_rpr_w_t_address_w_t_w_r_w_r_w_rsidr_00ba61e6_w_rsidrpr_00ba61e6_w_rpr_w_rfonts_w_ascii_times_new_roman_w_hansi_times_new_roman_w_cs_times_new_roman_w_sz_w_val_24_w_szcs_w_val_24_w_rpr_w_t_xml_space_preserve }}</w:t>
+        <w:t xml:space="preserve">{{ plot_address }}</w:t>
       </w:r>
       <w:r>
         <w:rPr>
@@ -495,7 +492,7 @@
           <w:sz w:val="24"/>
           <w:szCs w:val="24"/>
         </w:rPr>
-        <w:t xml:space="preserve">{{ w_t_w_r_w_r_w_rsidr_00ba61e6_w_rpr_w_rfonts_w_ascii_times_new_roman_w_hansi_times_new_roman_w_cs_times_new_roman_w_sz_w_val_24_w_szcs_w_val_24_w_lang_w_val_en_us_w_rpr_w_t_plot_w_t_w_r_w_r_w_rsidr_00ba61e6_w_rsidrpr_00ba61e6_w_rpr_w_rfonts_w_ascii_times_new_roman_w_hansi_times_new_roman_w_cs_times_new_roman_w_sz_w_val_24_w_szcs_w_val_24_w_rpr_w_t_w_t_w_r_w_r_w_rsidr_00ba61e6_w_rpr_w_rfonts_w_ascii_times_new_roman_w_hansi_times_new_roman_w_cs_times_new_roman_w_sz_w_val_24_w_szcs_w_val_24_w_lang_w_val_en_us_w_rpr_w_t_date_w_t_w_r_w_r_w_rsidr_00ba61e6_w_rsidrpr_00ba61e6_w_rpr_w_rfonts_w_ascii_times_new_roman_w_hansi_times_new_roman_w_cs_times_new_roman_w_sz_w_val_24_w_szcs_w_val_24_w_rpr_w_t_xml_space_preserve }}</w:t>
+        <w:t xml:space="preserve">{{ plot_date }}</w:t>
       </w:r>
       <w:r>
         <w:rPr>
@@ -529,7 +526,7 @@
           <w:sz w:val="24"/>
           <w:szCs w:val="24"/>
         </w:rPr>
-        <w:t xml:space="preserve">{{ w_t_w_r_w_r_w_rsidr_00ba61e6_w_rpr_w_rfonts_w_ascii_times_new_roman_w_hansi_times_new_roman_w_cs_times_new_roman_w_sz_w_val_24_w_szcs_w_val_24_w_lang_w_val_en_us_w_rpr_w_t_defendant_w_t_w_r_w_r_w_rsidr_00ba61e6_w_rsidrpr_00ba61e6_w_rpr_w_rfonts_w_ascii_times_new_roman_w_hansi_times_new_roman_w_cs_times_new_roman_w_sz_w_val_24_w_szcs_w_val_24_w_rpr_w_t_xml_space_preserve }}</w:t>
+        <w:t xml:space="preserve">{{ defendant }}</w:t>
       </w:r>
       <w:r>
         <w:rPr>
@@ -594,7 +591,7 @@
           <w:sz w:val="24"/>
           <w:szCs w:val="24"/>
         </w:rPr>
-        <w:t xml:space="preserve">{{ w_t_w_r_w_r_w_rsidr_00ba61e6_w_rpr_w_rfonts_w_ascii_times_new_roman_w_hansi_times_new_roman_w_cs_times_new_roman_w_sz_w_val_24_w_szcs_w_val_24_w_lang_w_val_en_us_w_rpr_w_t_plaintiff_w_t_w_r_w_r_w_rsidr_00ba61e6_w_rsidrpr_00ba61e6_w_rpr_w_rfonts_w_ascii_times_new_roman_w_hansi_times_new_roman_w_cs_times_new_roman_w_sz_w_val_24_w_szcs_w_val_24_w_rpr_w_t_w_t_w_r_w_r_w_rsidr_00c10959_w_rpr_w_rfonts_w_ascii_times_new_roman_w_hansi_times_new_roman_w_cs_times_new_roman_w_sz_w_val_24_w_szcs_w_val_24_w_lang_w_val_en_us_w_rpr_w_t_text_w_t_w_r_w_r_w_rsidr_00ba61e6_w_rsidrpr_00ba61e6_w_rpr_w_rfonts_w_ascii_times_new_roman_w_hansi_times_new_roman_w_cs_times_new_roman_w_sz_w_val_24_w_szcs_w_val_24_w_rpr_w_t_xml_space_preserve }}</w:t>
+        <w:t xml:space="preserve">{{ plaintiff_text }}</w:t>
       </w:r>
       <w:r>
         <w:rPr>
@@ -610,7 +607,7 @@
           <w:sz w:val="24"/>
           <w:szCs w:val="24"/>
         </w:rPr>
-        <w:t xml:space="preserve">{{ w_t_w_r_w_r_w_rsidr_00ba61e6_w_rpr_w_rfonts_w_ascii_times_new_roman_w_hansi_times_new_roman_w_cs_times_new_roman_w_sz_w_val_24_w_szcs_w_val_24_w_lang_w_val_en_us_w_rpr_w_t_defendant_w_t_w_r_w_r_w_rsidr_00ba61e6_w_rsidrpr_00ba61e6_w_rpr_w_rfonts_w_ascii_times_new_roman_w_hansi_times_new_roman_w_cs_times_new_roman_w_sz_w_val_24_w_szcs_w_val_24_w_rpr_w_t_w_t_w_r_w_r_w_rsidr_00c10959_w_rpr_w_rfonts_w_ascii_times_new_roman_w_hansi_times_new_roman_w_cs_times_new_roman_w_sz_w_val_24_w_szcs_w_val_24_w_lang_w_val_en_us_w_rpr_w_t_text_w_t_w_r_w_r_w_rsidr_00ba61e6_w_rsidrpr_00ba61e6_w_rpr_w_rfonts_w_ascii_times_new_roman_w_hansi_times_new_roman_w_cs_times_new_roman_w_sz_w_val_24_w_szcs_w_val_24_w_rpr_w_t_xml_space_preserve }}</w:t>
+        <w:t xml:space="preserve">{{ defendant_text }}</w:t>
       </w:r>
       <w:r>
         <w:rPr>
@@ -649,7 +646,7 @@
           <w:sz w:val="24"/>
           <w:szCs w:val="24"/>
         </w:rPr>
-        <w:t xml:space="preserve">{{ w_t_w_r_w_r_w_rsidr_00ba61e6_w_rpr_w_rfonts_w_ascii_times_new_roman_w_hansi_times_new_roman_w_cs_times_new_roman_w_sz_w_val_24_w_szcs_w_val_24_w_lang_w_val_en_us_w_rpr_w_t_defendant_w_t_w_r_w_r_w_rsidr_00ba61e6_w_rsidrpr_00ba61e6_w_rpr_w_rfonts_w_ascii_times_new_roman_w_hansi_times_new_roman_w_cs_times_new_roman_w_sz_w_val_24_w_szcs_w_val_24_w_rpr_w_t_w_t_w_r_w_r_w_rsidr_00c10959_w_rpr_w_rfonts_w_ascii_times_new_roman_w_hansi_times_new_roman_w_cs_times_new_roman_w_sz_w_val_24_w_szcs_w_val_24_w_lang_w_val_en_us_w_rpr_w_t_text_w_t_w_r_w_r_w_rsidr_00ba61e6_w_rsidrpr_00ba61e6_w_rpr_w_rfonts_w_ascii_times_new_roman_w_hansi_times_new_roman_w_cs_times_new_roman_w_sz_w_val_24_w_szcs_w_val_24_w_rpr_w_t_xml_space_preserve }}</w:t>
+        <w:t xml:space="preserve">{{ defendant_text }}</w:t>
       </w:r>
       <w:r>
         <w:rPr>
@@ -665,7 +662,7 @@
           <w:sz w:val="24"/>
           <w:szCs w:val="24"/>
         </w:rPr>
-        <w:t xml:space="preserve">{{ w_t_w_r_w_r_w_rsidr_00ba61e6_w_rpr_w_rfonts_w_ascii_times_new_roman_w_hansi_times_new_roman_w_cs_times_new_roman_w_sz_w_val_24_w_szcs_w_val_24_w_lang_w_val_en_us_w_rpr_w_t_part_w_t_w_r_w_r_w_rsidr_00ba61e6_w_rsidrpr_00ba61e6_w_rpr_w_rfonts_w_ascii_times_new_roman_w_hansi_times_new_roman_w_cs_times_new_roman_w_sz_w_val_24_w_szcs_w_val_24_w_rpr_w_t_xml_space_preserve }}</w:t>
+        <w:t xml:space="preserve">{{ part }}</w:t>
       </w:r>
       <w:r>
         <w:rPr>
@@ -681,7 +678,7 @@
           <w:sz w:val="24"/>
           <w:szCs w:val="24"/>
         </w:rPr>
-        <w:t xml:space="preserve">{{ w_t_w_r_w_r_w_rsidr_00ba61e6_w_rpr_w_rfonts_w_ascii_times_new_roman_w_hansi_times_new_roman_w_cs_times_new_roman_w_sz_w_val_24_w_szcs_w_val_24_w_lang_w_val_en_us_w_rpr_w_t_children_w_t_w_r_w_r_w_rsidr_00ba61e6_w_rsidrpr_00ba61e6_w_rpr_w_rfonts_w_ascii_times_new_roman_w_hansi_times_new_roman_w_cs_times_new_roman_w_sz_w_val_24_w_szcs_w_val_24_w_rpr_w_t_w_t_w_r_w_r_w_rsidr_00ba61e6_w_rpr_w_rfonts_w_ascii_times_new_roman_w_hansi_times_new_roman_w_cs_times_new_roman_w_sz_w_val_24_w_szcs_w_val_24_w_lang_w_val_en_us_w_rpr_w_t_name_w_t_w_r_w_r_w_rsidr_00ba61e6_w_rsidrpr_00ba61e6_w_rpr_w_rfonts_w_ascii_times_new_roman_w_hansi_times_new_roman_w_cs_times_new_roman_w_sz_w_val_24_w_szcs_w_val_24_w_rpr_w_t_w_t_w_r_w_r_w_rsidr_00c10959_w_rpr_w_rfonts_w_ascii_times_new_roman_w_hansi_times_new_roman_w_cs_times_new_roman_w_sz_w_val_24_w_szcs_w_val_24_w_lang_w_val_en_us_w_rpr_w_t_text_w_t_w_r_w_r_w_rsidr_00ba61e6_w_rsidrpr_00ba61e6_w_rpr_w_rfonts_w_ascii_times_new_roman_w_hansi_times_new_roman_w_cs_times_new_roman_w_sz_w_val_24_w_szcs_w_val_24_w_rpr_w_t_xml_space_preserve }}</w:t>
+        <w:t xml:space="preserve">{{ children_name_text }}</w:t>
       </w:r>
       <w:r>
         <w:rPr>
@@ -702,15 +699,14 @@
           <w:lang w:val="en-US"/>
         </w:rPr>
       </w:pPr>
-      <w:proofErr w:type="gramStart"/>
-      <w:r>
-        <w:rPr>
-          <w:rFonts w:ascii="Times New Roman" w:hAnsi="Times New Roman" w:cs="Times New Roman"/>
-          <w:sz w:val="24"/>
-          <w:szCs w:val="24"/>
-          <w:lang w:val="en-US"/>
-        </w:rPr>
-        <w:t xml:space="preserve">{{ w_t_w_r_w_prooferr_w_type_spellstart_w_r_w_rpr_w_rfonts_w_ascii_times_new_roman_w_hansi_times_new_roman_w_cs_times_new_roman_w_sz_w_val_24_w_szcs_w_val_24_w_lang_w_val_en_us_w_rpr_w_t_plaintiff_w_t_w_r_w_prooferr_w_type_gramend_w_r_w_rpr_w_rfonts_w_ascii_times_new_roman_w_hansi_times_new_roman_w_cs_times_new_roman_w_sz_w_val_24_w_szcs_w_val_24_w_lang_w_val_en_us_w_rpr_w_t_w_t_w_r_w_r_w_rsidr_00c10959_w_rpr_w_rfonts_w_ascii_times_new_roman_w_hansi_times_new_roman_w_cs_times_new_roman_w_sz_w_val_24_w_szcs_w_val_24_w_lang_w_val_en_us_w_rpr_w_t_text_w_t_w_r_w_prooferr_w_type_spellend_w_r_w_rpr_w_rfonts_w_ascii_times_new_roman_w_hansi_times_new_roman_w_cs_times_new_roman_w_sz_w_val_24_w_szcs_w_val_24_w_lang_w_val_en_us_w_rpr_w_t_xml_space_preserve }}</w:t>
+      <w:r>
+        <w:rPr>
+          <w:rFonts w:ascii="Times New Roman" w:hAnsi="Times New Roman" w:cs="Times New Roman"/>
+          <w:sz w:val="24"/>
+          <w:szCs w:val="24"/>
+          <w:lang w:val="en-US"/>
+        </w:rPr>
+        <w:t xml:space="preserve">{{ plaintiff_text }}</w:t>
       </w:r>
       <w:r>
         <w:rPr>
@@ -730,7 +726,7 @@
           <w:szCs w:val="24"/>
           <w:lang w:val="en-US"/>
         </w:rPr>
-        <w:t xml:space="preserve">{{ w_t_w_r_w_r_w_rsidr_00c10959_w_rpr_w_rfonts_w_ascii_times_new_roman_w_hansi_times_new_roman_w_cs_times_new_roman_w_i_w_ics_w_sz_w_val_24_w_szcs_w_val_24_w_lang_w_val_en_us_w_rpr_w_t_signature_w_t_w_r_w_r_w_rpr_w_rfonts_w_ascii_times_new_roman_w_hansi_times_new_roman_w_cs_times_new_roman_w_i_w_ics_w_sz_w_val_24_w_szcs_w_val_24_w_lang_w_val_en_us_w_rpr_w_t_xml_space_preserve }}</w:t>
+        <w:t xml:space="preserve">{{ signature }}</w:t>
       </w:r>
       <w:r>
         <w:rPr>
